--- a/competition/submission/Nurlanuly_Dulat_EraSeMap_Tezisy_RU.docx
+++ b/competition/submission/Nurlanuly_Dulat_EraSeMap_Tezisy_RU.docx
@@ -156,7 +156,7 @@
           <w:b w:val="0"/>
           <w:i w:val="0"/>
         </w:rPr>
-        <w:t>Цель — разработать один проверяемый алгоритм удаления персональных данных, который учитывает физические копии, производные, влияние в модели и будущие пути восстановления. Гипотеза: совместная процедура FIND–ERASE–PROVE уменьшает долю ложных сообщений о завершённом удалении по сравнению с локальными статусами и статическим аудитом, сохраняя меньшую стоимость действий, чем полная пересборка системы.</w:t>
+        <w:t>Цель — разработать один понятный и проверяемый алгоритм удаления персональных данных, который учитывает физические копии, производные, влияние в модели и будущие пути восстановления. Гипотеза: совместная процедура FIND–ERASE–PROVE уменьшает долю ложных сообщений о завершённом удалении по сравнению с локальными статусами и статическим аудитом, сохраняя меньшую стоимость действий, чем полная пересборка системы.</w:t>
       </w:r>
     </w:p>
     <w:p>
@@ -177,7 +177,7 @@
           <w:b w:val="0"/>
           <w:i w:val="0"/>
         </w:rPr>
-        <w:t>FIND строит типизированную карту данных и безопасными пробами уточняет ограниченное множество скрытых recovery-путей. ERASE выбирает минимальный достаточный набор разрешённых действий; machine unlearning является обязательным действием модельной ветки и сравнивается с точным переобучением. PROVE повторяет зарегистрированные будущие операции и выдаёт сертификат только при отсутствии остаточного или регенерируемого пути. При нехватке доказательств алгоритм возвращает UNVERIFIED, а не положительный результат.</w:t>
+        <w:t>FIND строит карту данных и безопасными пробами уточняет ограниченное множество неочевидных путей восстановления. ERASE выбирает минимальный достаточный набор разрешённых действий; удаление влияния из модели (machine unlearning) является обязательным действием модельной ветки и сравнивается с полным переобучением. PROVE повторяет зарегистрированные будущие операции и выдаёт сертификат только при отсутствии остаточного или регенерируемого пути. При нехватке доказательств алгоритм возвращает UNVERIFIED, а не положительный результат.</w:t>
       </w:r>
     </w:p>
     <w:p>
@@ -198,7 +198,7 @@
           <w:b w:val="0"/>
           <w:i w:val="0"/>
         </w:rPr>
-        <w:t>На 60 frozen случаях EraSeMap получил 0 ложных COMPLETE против 5 у полного typed-аудита и 45 у native status. Активный поиск использовал 7 проб против 13 у случайной стратегии и 49 у полного перебора. В 20 парных real-process опытах targeted ERASE был в 17,64 раза быстрее rebuild-all и записал на 94,62% меньше байтов. PROVE обнаружил 30 из 30 латентных рисков и после controls дал 0 из 30 возвратов. Exact solvers совпали с exhaustive oracle в 3072 из 3072 и 16 384 из 16 384 конфигураций. Быстрые Qwen-unlearning кандидаты не прошли все gates; отрицательный результат сохранён, а точное переобучение оставлено безопасным fallback.</w:t>
+        <w:t>На 60 заранее зафиксированных случаях EraSeMap получил 0 ложных COMPLETE против 5 у полного аудита узлов и 45 у обычного статуса сервиса. Активный поиск использовал 7 проб против 13 у случайной стратегии и 49 у полного перебора. В 20 парных опытах с реальными локальными процессами выбранный план был в 17,64 раза быстрее полной пересборки и записал на 94,62% меньше байтов. PROVE обнаружил 30 из 30 скрытых рисков и после контрольных действий дал 0 из 30 возвратов. Exact solvers совпали с exhaustive oracle в 3072 из 3072 и 16 384 из 16 384 конфигураций. Быстрые методы удаления влияния из Qwen не прошли все пороги; отрицательный результат сохранён, а полное переобучение оставлено безопасным запасным вариантом.</w:t>
       </w:r>
     </w:p>
     <w:p>
@@ -219,7 +219,7 @@
           <w:b w:val="0"/>
           <w:i w:val="0"/>
         </w:rPr>
-        <w:t>Новизна заключается не в изобретении lineage, set cover или machine unlearning по отдельности, а в одном fail-closed правиле решения: ни одна локальная квитанция не может самостоятельно создать положительный verdict. Подход применим к биометрии, банковским системам, электронным услугам, медицинским данным и другим системам с копиями, производными и моделями.</w:t>
+        <w:t>Новизна здесь не в отдельных известных идеях lineage, set cover или machine unlearning, а в одном строгом правиле решения: ни одна локальная квитанция не может самостоятельно объявить удаление завершённым. Подход применим к биометрии, банковским системам, электронным услугам, медицинским данным и другим системам с копиями, производными и моделями.</w:t>
       </w:r>
     </w:p>
     <w:p>

--- a/competition/submission/Nurlanuly_Dulat_EraSeMap_Tezisy_RU.docx
+++ b/competition/submission/Nurlanuly_Dulat_EraSeMap_Tezisy_RU.docx
@@ -11,7 +11,7 @@
         <w:rPr>
           <w:rFonts w:ascii="PT Sans" w:hAnsi="PT Sans" w:eastAsia="PT Sans" w:cs="PT Sans"/>
           <w:b/>
-          <w:color w:val="2E6388"/>
+          <w:color w:val="2C6F63"/>
           <w:sz w:val="22"/>
         </w:rPr>
         <w:t>ТЕЗИСЫ НАУЧНО-ИССЛЕДОВАТЕЛЬСКОЙ РАБОТЫ</w:t>
@@ -26,7 +26,7 @@
         <w:rPr>
           <w:rFonts w:ascii="PT Sans" w:hAnsi="PT Sans" w:eastAsia="PT Sans" w:cs="PT Sans"/>
           <w:b/>
-          <w:color w:val="173B57"/>
+          <w:color w:val="173F38"/>
           <w:sz w:val="36"/>
         </w:rPr>
         <w:t>EraSeMap: проверяемое удаление персональных данных из распределённых систем и моделей машинного обучения</w:t>
@@ -40,7 +40,7 @@
       <w:r>
         <w:rPr>
           <w:rFonts w:ascii="PT Sans" w:hAnsi="PT Sans" w:eastAsia="PT Sans" w:cs="PT Sans"/>
-          <w:color w:val="64748B"/>
+          <w:color w:val="5B7069"/>
           <w:sz w:val="19"/>
         </w:rPr>
         <w:t>Автор: Нұрланұлы Дулат, 9 «Б» класс</w:t>
@@ -54,7 +54,7 @@
       <w:r>
         <w:rPr>
           <w:rFonts w:ascii="PT Sans" w:hAnsi="PT Sans" w:eastAsia="PT Sans" w:cs="PT Sans"/>
-          <w:color w:val="64748B"/>
+          <w:color w:val="5B7069"/>
           <w:sz w:val="19"/>
         </w:rPr>
         <w:t>Организация: КГУ «Специализированный лицей-интернат „Білім-инновация“» Управления образования города Алматы</w:t>
@@ -68,7 +68,7 @@
       <w:r>
         <w:rPr>
           <w:rFonts w:ascii="PT Sans" w:hAnsi="PT Sans" w:eastAsia="PT Sans" w:cs="PT Sans"/>
-          <w:color w:val="64748B"/>
+          <w:color w:val="5B7069"/>
           <w:sz w:val="19"/>
         </w:rPr>
         <w:t>Направление II — математическое моделирование экономических и социальных процессов</w:t>
@@ -82,7 +82,7 @@
       <w:r>
         <w:rPr>
           <w:rFonts w:ascii="PT Sans" w:hAnsi="PT Sans" w:eastAsia="PT Sans" w:cs="PT Sans"/>
-          <w:color w:val="64748B"/>
+          <w:color w:val="5B7069"/>
           <w:sz w:val="19"/>
         </w:rPr>
         <w:t>Секция: информатика</w:t>
@@ -96,7 +96,7 @@
       <w:r>
         <w:rPr>
           <w:rFonts w:ascii="PT Sans" w:hAnsi="PT Sans" w:eastAsia="PT Sans" w:cs="PT Sans"/>
-          <w:color w:val="64748B"/>
+          <w:color w:val="5B7069"/>
           <w:sz w:val="19"/>
         </w:rPr>
         <w:t>Научный руководитель: Смағұл Ерзат Айдынұлы, учитель информатики</w:t>
@@ -110,7 +110,7 @@
       <w:r>
         <w:rPr>
           <w:rFonts w:ascii="PT Sans" w:hAnsi="PT Sans" w:eastAsia="PT Sans" w:cs="PT Sans"/>
-          <w:color w:val="64748B"/>
+          <w:color w:val="5B7069"/>
           <w:sz w:val="19"/>
         </w:rPr>
         <w:t>Алматы, 2026</w:t>
@@ -266,7 +266,7 @@
     <w:r>
       <w:rPr>
         <w:rFonts w:ascii="PT Sans" w:hAnsi="PT Sans" w:eastAsia="PT Sans" w:cs="PT Sans"/>
-        <w:color w:val="64748B"/>
+        <w:color w:val="5B7069"/>
         <w:sz w:val="18"/>
       </w:rPr>
       <w:fldChar w:fldCharType="begin"/>
@@ -288,7 +288,7 @@
       <w:rPr>
         <w:rFonts w:ascii="PT Sans" w:hAnsi="PT Sans" w:eastAsia="PT Sans" w:cs="PT Sans"/>
         <w:b/>
-        <w:color w:val="64748B"/>
+        <w:color w:val="5B7069"/>
         <w:sz w:val="18"/>
       </w:rPr>
       <w:t>EraSeMap | Научная работа</w:t>
@@ -666,7 +666,7 @@
     </w:pPr>
     <w:rPr>
       <w:rFonts w:ascii="PT Serif" w:hAnsi="PT Serif" w:eastAsia="PT Serif" w:cs="PT Serif"/>
-      <w:color w:val="1F2933"/>
+      <w:color w:val="173F38"/>
       <w:sz w:val="22"/>
     </w:rPr>
   </w:style>
@@ -732,7 +732,7 @@
       <w:rFonts w:asciiTheme="majorHAnsi" w:eastAsiaTheme="majorEastAsia" w:hAnsiTheme="majorHAnsi" w:cstheme="majorBidi" w:ascii="PT Sans" w:hAnsi="PT Sans" w:eastAsia="PT Sans" w:cs="PT Sans"/>
       <w:b/>
       <w:bCs/>
-      <w:color w:val="173B57"/>
+      <w:color w:val="173F38"/>
       <w:sz w:val="32"/>
       <w:szCs w:val="28"/>
     </w:rPr>
@@ -756,7 +756,7 @@
       <w:rFonts w:asciiTheme="majorHAnsi" w:eastAsiaTheme="majorEastAsia" w:hAnsiTheme="majorHAnsi" w:cstheme="majorBidi" w:ascii="PT Sans" w:hAnsi="PT Sans" w:eastAsia="PT Sans" w:cs="PT Sans"/>
       <w:b/>
       <w:bCs/>
-      <w:color w:val="2E6388"/>
+      <w:color w:val="2C6F63"/>
       <w:sz w:val="26"/>
       <w:szCs w:val="26"/>
     </w:rPr>
@@ -780,7 +780,7 @@
       <w:rFonts w:asciiTheme="majorHAnsi" w:eastAsiaTheme="majorEastAsia" w:hAnsiTheme="majorHAnsi" w:cstheme="majorBidi" w:ascii="PT Sans" w:hAnsi="PT Sans" w:eastAsia="PT Sans" w:cs="PT Sans"/>
       <w:b/>
       <w:bCs/>
-      <w:color w:val="173B57"/>
+      <w:color w:val="173F38"/>
       <w:sz w:val="24"/>
     </w:rPr>
   </w:style>
@@ -12386,7 +12386,7 @@
     <w:rPr>
       <w:rFonts w:ascii="PT Sans" w:hAnsi="PT Sans" w:eastAsia="PT Sans" w:cs="PT Sans"/>
       <w:i/>
-      <w:color w:val="64748B"/>
+      <w:color w:val="5B7069"/>
       <w:sz w:val="18"/>
     </w:rPr>
   </w:style>
@@ -12399,7 +12399,7 @@
     <w:rPr>
       <w:rFonts w:ascii="PT Serif" w:hAnsi="PT Serif" w:eastAsia="PT Serif" w:cs="PT Serif"/>
       <w:i/>
-      <w:color w:val="173B57"/>
+      <w:color w:val="173F38"/>
       <w:sz w:val="22"/>
     </w:rPr>
   </w:style>

--- a/competition/submission/Nurlanuly_Dulat_EraSeMap_Tezisy_RU.docx
+++ b/competition/submission/Nurlanuly_Dulat_EraSeMap_Tezisy_RU.docx
@@ -120,6 +120,7 @@
     <w:p>
       <w:pPr>
         <w:pStyle w:val="Heading1"/>
+        <w:keepNext/>
       </w:pPr>
       <w:r>
         <w:t>Проблема</w:t>
@@ -127,6 +128,7 @@
     </w:p>
     <w:p>
       <w:pPr>
+        <w:keepLines/>
         <w:widowControl/>
       </w:pPr>
       <w:r>
@@ -135,12 +137,13 @@
           <w:b w:val="0"/>
           <w:i w:val="0"/>
         </w:rPr>
-        <w:t>Ответ сервиса DELETE подтверждает выполнение одной команды, но не исчезновение копий, биометрических шаблонов, поисковых векторов, резервных копий и влияния в обученной модели. Кроме того, удалённые данные могут появиться снова после восстановления или синхронизации.</w:t>
+        <w:t>Локальный статус «удалено» подтверждает только выполнение операции в одном компоненте, но не исчезновение копий, биометрических шаблонов, поисковых векторов, резервных копий и влияния в обученной модели. Кроме того, удалённые данные могут появиться снова после восстановления или синхронизации.</w:t>
       </w:r>
     </w:p>
     <w:p>
       <w:pPr>
         <w:pStyle w:val="Heading1"/>
+        <w:keepNext/>
       </w:pPr>
       <w:r>
         <w:t>Цель и гипотеза</w:t>
@@ -148,6 +151,7 @@
     </w:p>
     <w:p>
       <w:pPr>
+        <w:keepLines/>
         <w:widowControl/>
       </w:pPr>
       <w:r>
@@ -162,6 +166,7 @@
     <w:p>
       <w:pPr>
         <w:pStyle w:val="Heading1"/>
+        <w:keepNext/>
       </w:pPr>
       <w:r>
         <w:t>Метод</w:t>
@@ -169,6 +174,7 @@
     </w:p>
     <w:p>
       <w:pPr>
+        <w:keepLines/>
         <w:widowControl/>
       </w:pPr>
       <w:r>
@@ -183,6 +189,7 @@
     <w:p>
       <w:pPr>
         <w:pStyle w:val="Heading1"/>
+        <w:keepNext/>
       </w:pPr>
       <w:r>
         <w:t>Основные результаты</w:t>
@@ -190,6 +197,7 @@
     </w:p>
     <w:p>
       <w:pPr>
+        <w:keepLines/>
         <w:widowControl/>
       </w:pPr>
       <w:r>
@@ -204,6 +212,7 @@
     <w:p>
       <w:pPr>
         <w:pStyle w:val="Heading1"/>
+        <w:keepNext/>
       </w:pPr>
       <w:r>
         <w:t>Новизна и практическая значимость</w:t>
@@ -211,6 +220,7 @@
     </w:p>
     <w:p>
       <w:pPr>
+        <w:keepLines/>
         <w:widowControl/>
       </w:pPr>
       <w:r>
@@ -225,6 +235,7 @@
     <w:p>
       <w:pPr>
         <w:pStyle w:val="Heading1"/>
+        <w:keepNext/>
       </w:pPr>
       <w:r>
         <w:t>Ограничения и вывод</w:t>
@@ -232,6 +243,7 @@
     </w:p>
     <w:p>
       <w:pPr>
+        <w:keepLines/>
         <w:widowControl/>
       </w:pPr>
       <w:r>
@@ -240,7 +252,7 @@
           <w:b w:val="0"/>
           <w:i w:val="0"/>
         </w:rPr>
-        <w:t>Гарантия действует только внутри зарегистрированной карты, verifier-каналов и временного окна; промышленное внедрение и независимый hidden challenge пока не заявляются. Эксперименты показывают, что проверять полный путь удаления безопаснее, чем доверять одной команде DELETE, а targeted план может быть существенно дешевле полной пересборки.</w:t>
+        <w:t>Гарантия действует только внутри зарегистрированной карты, verifier-каналов и временного окна; промышленное внедрение и независимый hidden challenge пока не заявляются. Эксперименты показывают, что проверять полный путь удаления безопаснее, чем доверять локальному статусу, а целевой план может быть существенно дешевле полной пересборки.</w:t>
       </w:r>
     </w:p>
     <w:sectPr>
